--- a/examples/sample.docx
+++ b/examples/sample.docx
@@ -4,29 +4,17 @@
   <w:body>
     <w:p>
       <w:pPr>
-        <w:pStyle w:val="Heading1"/>
-        <w:spacing w:before="480" w:after="240"/>
-        <w:jc w:val="left"/>
+        <w:pStyle w:val="标题1"/>
       </w:pPr>
       <w:r>
-        <w:rPr>
-          <w:rFonts w:ascii="黑体" w:hAnsi="黑体"/>
-          <w:b/>
-          <w:sz w:val="32"/>
-        </w:rPr>
         <w:t>第1章 项目概述</w:t>
       </w:r>
     </w:p>
     <w:p>
       <w:pPr>
-        <w:jc w:val="left"/>
+        <w:pStyle w:val="正文"/>
       </w:pPr>
       <w:r>
-        <w:rPr>
-          <w:rFonts w:ascii="宋体" w:hAnsi="宋体"/>
-          <w:b w:val="0"/>
-          <w:sz w:val="24"/>
-        </w:rPr>
         <w:t>本文档介绍XML到DOCX转换工具的设计与实现。</w:t>
       </w:r>
     </w:p>
@@ -72,29 +60,228 @@
     </w:p>
     <w:p>
       <w:pPr>
-        <w:spacing w:before="120" w:after="120"/>
-        <w:jc w:val="center"/>
+        <w:pStyle w:val="图注"/>
       </w:pPr>
       <w:r>
-        <w:rPr>
-          <w:rFonts w:ascii="楷体" w:hAnsi="楷体"/>
-          <w:b w:val="0"/>
-          <w:sz w:val="21"/>
-        </w:rPr>
         <w:t>图1-1 系统架构图</w:t>
       </w:r>
     </w:p>
     <w:p>
       <w:pPr>
-        <w:jc w:val="left"/>
+        <w:pStyle w:val="正文"/>
       </w:pPr>
       <w:r>
-        <w:rPr>
-          <w:rFonts w:ascii="宋体" w:hAnsi="宋体"/>
-          <w:b w:val="0"/>
-          <w:sz w:val="24"/>
-        </w:rPr>
         <w:t>上图为系统整体架构，展示了主要组件之间的关系。</w:t>
+      </w:r>
+    </w:p>
+    <w:p>
+      <w:pPr>
+        <w:pStyle w:val="标题2"/>
+      </w:pPr>
+      <w:r>
+        <w:t>第2章 功能说明</w:t>
+      </w:r>
+    </w:p>
+    <w:p>
+      <w:pPr>
+        <w:pStyle w:val="正文"/>
+      </w:pPr>
+      <w:r>
+        <w:t>本工具支持多种自定义标签的转换。</w:t>
+      </w:r>
+    </w:p>
+    <w:p>
+      <w:pPr>
+        <w:pStyle w:val="标题3"/>
+      </w:pPr>
+      <w:r>
+        <w:t>功能列表</w:t>
+      </w:r>
+    </w:p>
+    <w:p>
+      <w:pPr>
+        <w:pStyle w:val="正文"/>
+      </w:pPr>
+      <w:r>
+        <w:t>以下是主要功能的支持情况。</w:t>
+      </w:r>
+    </w:p>
+    <w:tbl>
+      <w:tblPr>
+        <w:tblStyle w:val="TableGrid"/>
+        <w:tblW w:type="auto" w:w="0"/>
+        <w:tblLook w:firstColumn="1" w:firstRow="1" w:lastColumn="0" w:lastRow="0" w:noHBand="0" w:noVBand="1" w:val="04A0"/>
+      </w:tblPr>
+      <w:tblGrid>
+        <w:gridCol w:w="2880"/>
+        <w:gridCol w:w="2880"/>
+        <w:gridCol w:w="2880"/>
+      </w:tblGrid>
+      <w:tr>
+        <w:tc>
+          <w:tcPr>
+            <w:tcW w:type="dxa" w:w="2880"/>
+          </w:tcPr>
+          <w:p>
+            <w:pPr>
+              <w:pStyle w:val="表头"/>
+            </w:pPr>
+            <w:r>
+              <w:t>功能名称</w:t>
+            </w:r>
+          </w:p>
+        </w:tc>
+        <w:tc>
+          <w:tcPr>
+            <w:tcW w:type="dxa" w:w="2880"/>
+          </w:tcPr>
+          <w:p>
+            <w:pPr>
+              <w:pStyle w:val="表头"/>
+            </w:pPr>
+            <w:r>
+              <w:t>支持情况</w:t>
+            </w:r>
+          </w:p>
+        </w:tc>
+        <w:tc>
+          <w:tcPr>
+            <w:tcW w:type="dxa" w:w="2880"/>
+          </w:tcPr>
+          <w:p>
+            <w:pPr>
+              <w:pStyle w:val="表头"/>
+            </w:pPr>
+            <w:r>
+              <w:t>说明</w:t>
+              <w:br/>
+              <w:t>文本转换</w:t>
+            </w:r>
+          </w:p>
+        </w:tc>
+      </w:tr>
+      <w:tr>
+        <w:tc>
+          <w:tcPr>
+            <w:tcW w:type="dxa" w:w="2880"/>
+          </w:tcPr>
+          <w:p>
+            <w:pPr>
+              <w:pStyle w:val="表内文字"/>
+            </w:pPr>
+            <w:r>
+              <w:t>是</w:t>
+            </w:r>
+          </w:p>
+        </w:tc>
+        <w:tc>
+          <w:tcPr>
+            <w:tcW w:type="dxa" w:w="2880"/>
+          </w:tcPr>
+          <w:p>
+            <w:pPr>
+              <w:pStyle w:val="表内文字"/>
+            </w:pPr>
+            <w:r>
+              <w:t>基础功能</w:t>
+              <w:br/>
+              <w:t>图片嵌入</w:t>
+            </w:r>
+          </w:p>
+        </w:tc>
+        <w:tc>
+          <w:tcPr>
+            <w:tcW w:type="dxa" w:w="2880"/>
+          </w:tcPr>
+          <w:p>
+            <w:pPr>
+              <w:pStyle w:val="表内文字"/>
+            </w:pPr>
+            <w:r>
+              <w:t>是</w:t>
+            </w:r>
+          </w:p>
+        </w:tc>
+      </w:tr>
+      <w:tr>
+        <w:tc>
+          <w:tcPr>
+            <w:tcW w:type="dxa" w:w="2880"/>
+          </w:tcPr>
+          <w:p>
+            <w:pPr>
+              <w:pStyle w:val="表内文字"/>
+            </w:pPr>
+            <w:r>
+              <w:t>支持相对路径</w:t>
+              <w:br/>
+              <w:t>表格生成</w:t>
+            </w:r>
+          </w:p>
+        </w:tc>
+        <w:tc>
+          <w:tcPr>
+            <w:tcW w:type="dxa" w:w="2880"/>
+          </w:tcPr>
+          <w:p>
+            <w:pPr>
+              <w:pStyle w:val="表内文字"/>
+            </w:pPr>
+            <w:r>
+              <w:t>是</w:t>
+            </w:r>
+          </w:p>
+        </w:tc>
+        <w:tc>
+          <w:tcPr>
+            <w:tcW w:type="dxa" w:w="2880"/>
+          </w:tcPr>
+          <w:p>
+            <w:pPr>
+              <w:pStyle w:val="表内文字"/>
+            </w:pPr>
+            <w:r>
+              <w:t>行列式布局</w:t>
+            </w:r>
+          </w:p>
+        </w:tc>
+      </w:tr>
+    </w:tbl>
+    <w:p>
+      <w:pPr>
+        <w:spacing w:after="240"/>
+      </w:pPr>
+    </w:p>
+    <w:p>
+      <w:pPr>
+        <w:pStyle w:val="表注"/>
+      </w:pPr>
+      <w:r>
+        <w:t>表2-1 功能支持列表</w:t>
+      </w:r>
+    </w:p>
+    <w:p>
+      <w:pPr>
+        <w:pStyle w:val="正文"/>
+      </w:pPr>
+      <w:r>
+        <w:t>表格采用分号分隔的简单格式，便于手动编辑。</w:t>
+      </w:r>
+    </w:p>
+    <w:p>
+      <w:pPr>
+        <w:pStyle w:val="标题4"/>
+      </w:pPr>
+      <w:r>
+        <w:t>注意事项</w:t>
+      </w:r>
+    </w:p>
+    <w:p>
+      <w:pPr>
+        <w:pStyle w:val="正文"/>
+      </w:pPr>
+      <w:r>
+        <w:t>请确保图片路径正确，相对路径相对于XML文件所在目录。</w:t>
       </w:r>
     </w:p>
     <w:sectPr>
@@ -12152,6 +12339,147 @@
         <w:shd w:val="clear" w:color="auto" w:fill="FBCAA2" w:themeFill="accent6" w:themeFillTint="7F"/>
       </w:tcPr>
     </w:tblStylePr>
+  </w:style>
+  <w:style w:type="paragraph" w:customStyle="1" w:styleId="标题1">
+    <w:name w:val="标题1"/>
+    <w:pPr>
+      <w:spacing w:before="480" w:after="240"/>
+      <w:jc w:val="left"/>
+    </w:pPr>
+    <w:rPr>
+      <w:rFonts w:ascii="黑体" w:hAnsi="黑体"/>
+      <w:b/>
+      <w:color w:val="000000"/>
+      <w:sz w:val="44"/>
+    </w:rPr>
+  </w:style>
+  <w:style w:type="paragraph" w:customStyle="1" w:styleId="标题2">
+    <w:name w:val="标题2"/>
+    <w:pPr>
+      <w:spacing w:before="360" w:after="200"/>
+      <w:jc w:val="left"/>
+    </w:pPr>
+    <w:rPr>
+      <w:rFonts w:ascii="黑体" w:hAnsi="黑体"/>
+      <w:b/>
+      <w:color w:val="000000"/>
+      <w:sz w:val="36"/>
+    </w:rPr>
+  </w:style>
+  <w:style w:type="paragraph" w:customStyle="1" w:styleId="标题3">
+    <w:name w:val="标题3"/>
+    <w:pPr>
+      <w:spacing w:before="280" w:after="160"/>
+      <w:jc w:val="left"/>
+    </w:pPr>
+    <w:rPr>
+      <w:rFonts w:ascii="黑体" w:hAnsi="黑体"/>
+      <w:b/>
+      <w:color w:val="000000"/>
+      <w:sz w:val="32"/>
+    </w:rPr>
+  </w:style>
+  <w:style w:type="paragraph" w:customStyle="1" w:styleId="标题4">
+    <w:name w:val="标题4"/>
+    <w:pPr>
+      <w:spacing w:before="240" w:after="120"/>
+      <w:jc w:val="left"/>
+    </w:pPr>
+    <w:rPr>
+      <w:rFonts w:ascii="黑体" w:hAnsi="黑体"/>
+      <w:b/>
+      <w:color w:val="000000"/>
+      <w:sz w:val="28"/>
+    </w:rPr>
+  </w:style>
+  <w:style w:type="paragraph" w:customStyle="1" w:styleId="正文">
+    <w:name w:val="正文"/>
+    <w:pPr>
+      <w:spacing w:after="120"/>
+      <w:jc w:val="left"/>
+    </w:pPr>
+    <w:rPr>
+      <w:rFonts w:ascii="宋体" w:hAnsi="宋体"/>
+      <w:b w:val="0"/>
+      <w:color w:val="000000"/>
+      <w:sz w:val="24"/>
+    </w:rPr>
+  </w:style>
+  <w:style w:type="paragraph" w:customStyle="1" w:styleId="图注">
+    <w:name w:val="图注"/>
+    <w:pPr>
+      <w:spacing w:before="120" w:after="240"/>
+      <w:jc w:val="center"/>
+    </w:pPr>
+    <w:rPr>
+      <w:rFonts w:ascii="楷体" w:hAnsi="楷体"/>
+      <w:b w:val="0"/>
+      <w:color w:val="000000"/>
+      <w:sz w:val="21"/>
+    </w:rPr>
+  </w:style>
+  <w:style w:type="paragraph" w:customStyle="1" w:styleId="表注">
+    <w:name w:val="表注"/>
+    <w:pPr>
+      <w:spacing w:before="120" w:after="240"/>
+      <w:jc w:val="center"/>
+    </w:pPr>
+    <w:rPr>
+      <w:rFonts w:ascii="楷体" w:hAnsi="楷体"/>
+      <w:b w:val="0"/>
+      <w:color w:val="000000"/>
+      <w:sz w:val="21"/>
+    </w:rPr>
+  </w:style>
+  <w:style w:type="paragraph" w:customStyle="1" w:styleId="表头">
+    <w:name w:val="表头"/>
+    <w:pPr>
+      <w:jc w:val="center"/>
+    </w:pPr>
+    <w:rPr>
+      <w:rFonts w:ascii="宋体" w:hAnsi="宋体"/>
+      <w:b/>
+      <w:color w:val="000000"/>
+      <w:sz w:val="22"/>
+    </w:rPr>
+  </w:style>
+  <w:style w:type="paragraph" w:customStyle="1" w:styleId="表内文字">
+    <w:name w:val="表内文字"/>
+    <w:pPr>
+      <w:jc w:val="center"/>
+    </w:pPr>
+    <w:rPr>
+      <w:rFonts w:ascii="宋体" w:hAnsi="宋体"/>
+      <w:b w:val="0"/>
+      <w:color w:val="000000"/>
+      <w:sz w:val="22"/>
+    </w:rPr>
+  </w:style>
+  <w:style w:type="paragraph" w:customStyle="1" w:styleId="图片">
+    <w:name w:val="图片"/>
+    <w:pPr>
+      <w:spacing w:before="240" w:after="120"/>
+      <w:jc w:val="center"/>
+    </w:pPr>
+    <w:rPr>
+      <w:rFonts w:ascii="宋体" w:hAnsi="宋体"/>
+      <w:b w:val="0"/>
+      <w:color w:val="000000"/>
+      <w:sz w:val="24"/>
+    </w:rPr>
+  </w:style>
+  <w:style w:type="paragraph" w:customStyle="1" w:styleId="表格">
+    <w:name w:val="表格"/>
+    <w:pPr>
+      <w:spacing w:after="240"/>
+      <w:jc w:val="left"/>
+    </w:pPr>
+    <w:rPr>
+      <w:rFonts w:ascii="宋体" w:hAnsi="宋体"/>
+      <w:b w:val="0"/>
+      <w:color w:val="000000"/>
+      <w:sz w:val="24"/>
+    </w:rPr>
   </w:style>
 </w:styles>
 </file>

--- a/examples/sample.docx
+++ b/examples/sample.docx
@@ -104,6 +104,14 @@
       </w:pPr>
       <w:r>
         <w:t>以下是主要功能的支持情况。</w:t>
+      </w:r>
+    </w:p>
+    <w:p>
+      <w:pPr>
+        <w:pStyle w:val="表注"/>
+      </w:pPr>
+      <w:r>
+        <w:t>表2-1 功能支持列表</w:t>
       </w:r>
     </w:p>
     <w:tbl>
@@ -254,14 +262,6 @@
     </w:p>
     <w:p>
       <w:pPr>
-        <w:pStyle w:val="表注"/>
-      </w:pPr>
-      <w:r>
-        <w:t>表2-1 功能支持列表</w:t>
-      </w:r>
-    </w:p>
-    <w:p>
-      <w:pPr>
         <w:pStyle w:val="正文"/>
       </w:pPr>
       <w:r>
@@ -12347,7 +12347,7 @@
       <w:jc w:val="left"/>
     </w:pPr>
     <w:rPr>
-      <w:rFonts w:ascii="黑体" w:hAnsi="黑体"/>
+      <w:rFonts w:ascii="Arial" w:hAnsi="Arial"/>
       <w:b/>
       <w:color w:val="000000"/>
       <w:sz w:val="44"/>
@@ -12360,7 +12360,7 @@
       <w:jc w:val="left"/>
     </w:pPr>
     <w:rPr>
-      <w:rFonts w:ascii="黑体" w:hAnsi="黑体"/>
+      <w:rFonts w:ascii="Arial" w:hAnsi="Arial"/>
       <w:b/>
       <w:color w:val="000000"/>
       <w:sz w:val="36"/>
@@ -12373,7 +12373,7 @@
       <w:jc w:val="left"/>
     </w:pPr>
     <w:rPr>
-      <w:rFonts w:ascii="黑体" w:hAnsi="黑体"/>
+      <w:rFonts w:ascii="Arial" w:hAnsi="Arial"/>
       <w:b/>
       <w:color w:val="000000"/>
       <w:sz w:val="32"/>
@@ -12386,7 +12386,7 @@
       <w:jc w:val="left"/>
     </w:pPr>
     <w:rPr>
-      <w:rFonts w:ascii="黑体" w:hAnsi="黑体"/>
+      <w:rFonts w:ascii="Arial" w:hAnsi="Arial"/>
       <w:b/>
       <w:color w:val="000000"/>
       <w:sz w:val="28"/>
@@ -12395,11 +12395,12 @@
   <w:style w:type="paragraph" w:customStyle="1" w:styleId="正文">
     <w:name w:val="正文"/>
     <w:pPr>
-      <w:spacing w:after="120"/>
+      <w:spacing w:after="120" w:line="360" w:lineRule="auto"/>
+      <w:ind w:firstLine="435"/>
       <w:jc w:val="left"/>
     </w:pPr>
     <w:rPr>
-      <w:rFonts w:ascii="宋体" w:hAnsi="宋体"/>
+      <w:rFonts w:ascii="Times New Roman" w:hAnsi="Times New Roman"/>
       <w:b w:val="0"/>
       <w:color w:val="000000"/>
       <w:sz w:val="24"/>
@@ -12412,7 +12413,7 @@
       <w:jc w:val="center"/>
     </w:pPr>
     <w:rPr>
-      <w:rFonts w:ascii="楷体" w:hAnsi="楷体"/>
+      <w:rFonts w:ascii="Times New Roman" w:hAnsi="Times New Roman"/>
       <w:b w:val="0"/>
       <w:color w:val="000000"/>
       <w:sz w:val="21"/>
@@ -12425,7 +12426,7 @@
       <w:jc w:val="center"/>
     </w:pPr>
     <w:rPr>
-      <w:rFonts w:ascii="楷体" w:hAnsi="楷体"/>
+      <w:rFonts w:ascii="Times New Roman" w:hAnsi="Times New Roman"/>
       <w:b w:val="0"/>
       <w:color w:val="000000"/>
       <w:sz w:val="21"/>
@@ -12437,7 +12438,7 @@
       <w:jc w:val="center"/>
     </w:pPr>
     <w:rPr>
-      <w:rFonts w:ascii="宋体" w:hAnsi="宋体"/>
+      <w:rFonts w:ascii="Arial" w:hAnsi="Arial"/>
       <w:b/>
       <w:color w:val="000000"/>
       <w:sz w:val="22"/>
@@ -12449,7 +12450,7 @@
       <w:jc w:val="center"/>
     </w:pPr>
     <w:rPr>
-      <w:rFonts w:ascii="宋体" w:hAnsi="宋体"/>
+      <w:rFonts w:ascii="Times New Roman" w:hAnsi="Times New Roman"/>
       <w:b w:val="0"/>
       <w:color w:val="000000"/>
       <w:sz w:val="22"/>

--- a/examples/sample.docx
+++ b/examples/sample.docx
@@ -106,14 +106,6 @@
         <w:t>以下是主要功能的支持情况。</w:t>
       </w:r>
     </w:p>
-    <w:p>
-      <w:pPr>
-        <w:pStyle w:val="表注"/>
-      </w:pPr>
-      <w:r>
-        <w:t>表2-1 功能支持列表</w:t>
-      </w:r>
-    </w:p>
     <w:tbl>
       <w:tblPr>
         <w:tblStyle w:val="TableGrid"/>
@@ -133,6 +125,7 @@
           <w:p>
             <w:pPr>
               <w:pStyle w:val="表头"/>
+              <w:ind w:left="0" w:firstLine="0"/>
             </w:pPr>
             <w:r>
               <w:t>功能名称</w:t>
@@ -146,6 +139,7 @@
           <w:p>
             <w:pPr>
               <w:pStyle w:val="表头"/>
+              <w:ind w:left="0" w:firstLine="0"/>
             </w:pPr>
             <w:r>
               <w:t>支持情况</w:t>
@@ -159,11 +153,10 @@
           <w:p>
             <w:pPr>
               <w:pStyle w:val="表头"/>
+              <w:ind w:left="0" w:firstLine="0"/>
             </w:pPr>
             <w:r>
               <w:t>说明</w:t>
-              <w:br/>
-              <w:t>文本转换</w:t>
             </w:r>
           </w:p>
         </w:tc>
@@ -176,6 +169,21 @@
           <w:p>
             <w:pPr>
               <w:pStyle w:val="表内文字"/>
+              <w:ind w:left="0" w:firstLine="0"/>
+            </w:pPr>
+            <w:r>
+              <w:t>文本转换</w:t>
+            </w:r>
+          </w:p>
+        </w:tc>
+        <w:tc>
+          <w:tcPr>
+            <w:tcW w:type="dxa" w:w="2880"/>
+          </w:tcPr>
+          <w:p>
+            <w:pPr>
+              <w:pStyle w:val="表内文字"/>
+              <w:ind w:left="0" w:firstLine="0"/>
             </w:pPr>
             <w:r>
               <w:t>是</w:t>
@@ -189,24 +197,10 @@
           <w:p>
             <w:pPr>
               <w:pStyle w:val="表内文字"/>
+              <w:ind w:left="0" w:firstLine="0"/>
             </w:pPr>
             <w:r>
               <w:t>基础功能</w:t>
-              <w:br/>
-              <w:t>图片嵌入</w:t>
-            </w:r>
-          </w:p>
-        </w:tc>
-        <w:tc>
-          <w:tcPr>
-            <w:tcW w:type="dxa" w:w="2880"/>
-          </w:tcPr>
-          <w:p>
-            <w:pPr>
-              <w:pStyle w:val="表内文字"/>
-            </w:pPr>
-            <w:r>
-              <w:t>是</w:t>
             </w:r>
           </w:p>
         </w:tc>
@@ -219,11 +213,10 @@
           <w:p>
             <w:pPr>
               <w:pStyle w:val="表内文字"/>
+              <w:ind w:left="0" w:firstLine="0"/>
             </w:pPr>
             <w:r>
-              <w:t>支持相对路径</w:t>
-              <w:br/>
-              <w:t>表格生成</w:t>
+              <w:t>图片嵌入</w:t>
             </w:r>
           </w:p>
         </w:tc>
@@ -234,6 +227,7 @@
           <w:p>
             <w:pPr>
               <w:pStyle w:val="表内文字"/>
+              <w:ind w:left="0" w:firstLine="0"/>
             </w:pPr>
             <w:r>
               <w:t>是</w:t>
@@ -247,6 +241,51 @@
           <w:p>
             <w:pPr>
               <w:pStyle w:val="表内文字"/>
+              <w:ind w:left="0" w:firstLine="0"/>
+            </w:pPr>
+            <w:r>
+              <w:t>支持相对路径</w:t>
+            </w:r>
+          </w:p>
+        </w:tc>
+      </w:tr>
+      <w:tr>
+        <w:tc>
+          <w:tcPr>
+            <w:tcW w:type="dxa" w:w="2880"/>
+          </w:tcPr>
+          <w:p>
+            <w:pPr>
+              <w:pStyle w:val="表内文字"/>
+              <w:ind w:left="0" w:firstLine="0"/>
+            </w:pPr>
+            <w:r>
+              <w:t>表格生成</w:t>
+            </w:r>
+          </w:p>
+        </w:tc>
+        <w:tc>
+          <w:tcPr>
+            <w:tcW w:type="dxa" w:w="2880"/>
+          </w:tcPr>
+          <w:p>
+            <w:pPr>
+              <w:pStyle w:val="表内文字"/>
+              <w:ind w:left="0" w:firstLine="0"/>
+            </w:pPr>
+            <w:r>
+              <w:t>是</w:t>
+            </w:r>
+          </w:p>
+        </w:tc>
+        <w:tc>
+          <w:tcPr>
+            <w:tcW w:type="dxa" w:w="2880"/>
+          </w:tcPr>
+          <w:p>
+            <w:pPr>
+              <w:pStyle w:val="表内文字"/>
+              <w:ind w:left="0" w:firstLine="0"/>
             </w:pPr>
             <w:r>
               <w:t>行列式布局</w:t>
@@ -259,6 +298,14 @@
       <w:pPr>
         <w:spacing w:after="240"/>
       </w:pPr>
+    </w:p>
+    <w:p>
+      <w:pPr>
+        <w:pStyle w:val="表注"/>
+      </w:pPr>
+      <w:r>
+        <w:t>表2-1 功能支持列表</w:t>
+      </w:r>
     </w:p>
     <w:p>
       <w:pPr>
@@ -12343,11 +12390,11 @@
   <w:style w:type="paragraph" w:customStyle="1" w:styleId="标题1">
     <w:name w:val="标题1"/>
     <w:pPr>
-      <w:spacing w:before="480" w:after="240"/>
+      <w:spacing w:before="480" w:after="240" w:line="360" w:lineRule="auto"/>
       <w:jc w:val="left"/>
     </w:pPr>
     <w:rPr>
-      <w:rFonts w:ascii="Arial" w:hAnsi="Arial"/>
+      <w:rFonts w:ascii="Times New Roman" w:hAnsi="Times New Roman" w:eastAsia="黑体"/>
       <w:b/>
       <w:color w:val="000000"/>
       <w:sz w:val="44"/>
@@ -12356,11 +12403,11 @@
   <w:style w:type="paragraph" w:customStyle="1" w:styleId="标题2">
     <w:name w:val="标题2"/>
     <w:pPr>
-      <w:spacing w:before="360" w:after="200"/>
+      <w:spacing w:before="360" w:after="200" w:line="360" w:lineRule="auto"/>
       <w:jc w:val="left"/>
     </w:pPr>
     <w:rPr>
-      <w:rFonts w:ascii="Arial" w:hAnsi="Arial"/>
+      <w:rFonts w:ascii="Times New Roman" w:hAnsi="Times New Roman" w:eastAsia="黑体"/>
       <w:b/>
       <w:color w:val="000000"/>
       <w:sz w:val="36"/>
@@ -12369,11 +12416,11 @@
   <w:style w:type="paragraph" w:customStyle="1" w:styleId="标题3">
     <w:name w:val="标题3"/>
     <w:pPr>
-      <w:spacing w:before="280" w:after="160"/>
+      <w:spacing w:before="280" w:after="160" w:line="360" w:lineRule="auto"/>
       <w:jc w:val="left"/>
     </w:pPr>
     <w:rPr>
-      <w:rFonts w:ascii="Arial" w:hAnsi="Arial"/>
+      <w:rFonts w:ascii="Times New Roman" w:hAnsi="Times New Roman" w:eastAsia="黑体"/>
       <w:b/>
       <w:color w:val="000000"/>
       <w:sz w:val="32"/>
@@ -12382,11 +12429,11 @@
   <w:style w:type="paragraph" w:customStyle="1" w:styleId="标题4">
     <w:name w:val="标题4"/>
     <w:pPr>
-      <w:spacing w:before="240" w:after="120"/>
+      <w:spacing w:before="240" w:after="120" w:line="360" w:lineRule="auto"/>
       <w:jc w:val="left"/>
     </w:pPr>
     <w:rPr>
-      <w:rFonts w:ascii="Arial" w:hAnsi="Arial"/>
+      <w:rFonts w:ascii="Times New Roman" w:hAnsi="Times New Roman" w:eastAsia="黑体"/>
       <w:b/>
       <w:color w:val="000000"/>
       <w:sz w:val="28"/>
@@ -12400,7 +12447,7 @@
       <w:jc w:val="left"/>
     </w:pPr>
     <w:rPr>
-      <w:rFonts w:ascii="Times New Roman" w:hAnsi="Times New Roman"/>
+      <w:rFonts w:ascii="Times New Roman" w:hAnsi="Times New Roman" w:eastAsia="宋体"/>
       <w:b w:val="0"/>
       <w:color w:val="000000"/>
       <w:sz w:val="24"/>
@@ -12413,7 +12460,7 @@
       <w:jc w:val="center"/>
     </w:pPr>
     <w:rPr>
-      <w:rFonts w:ascii="Times New Roman" w:hAnsi="Times New Roman"/>
+      <w:rFonts w:ascii="Times New Roman" w:hAnsi="Times New Roman" w:eastAsia="楷体"/>
       <w:b w:val="0"/>
       <w:color w:val="000000"/>
       <w:sz w:val="21"/>
@@ -12426,7 +12473,7 @@
       <w:jc w:val="center"/>
     </w:pPr>
     <w:rPr>
-      <w:rFonts w:ascii="Times New Roman" w:hAnsi="Times New Roman"/>
+      <w:rFonts w:ascii="Times New Roman" w:hAnsi="Times New Roman" w:eastAsia="楷体"/>
       <w:b w:val="0"/>
       <w:color w:val="000000"/>
       <w:sz w:val="21"/>
@@ -12438,7 +12485,7 @@
       <w:jc w:val="center"/>
     </w:pPr>
     <w:rPr>
-      <w:rFonts w:ascii="Arial" w:hAnsi="Arial"/>
+      <w:rFonts w:ascii="Arial" w:hAnsi="Arial" w:eastAsia="宋体"/>
       <w:b/>
       <w:color w:val="000000"/>
       <w:sz w:val="22"/>
@@ -12450,7 +12497,7 @@
       <w:jc w:val="center"/>
     </w:pPr>
     <w:rPr>
-      <w:rFonts w:ascii="Times New Roman" w:hAnsi="Times New Roman"/>
+      <w:rFonts w:ascii="Times New Roman" w:hAnsi="Times New Roman" w:eastAsia="宋体"/>
       <w:b w:val="0"/>
       <w:color w:val="000000"/>
       <w:sz w:val="22"/>
@@ -12463,7 +12510,7 @@
       <w:jc w:val="center"/>
     </w:pPr>
     <w:rPr>
-      <w:rFonts w:ascii="宋体" w:hAnsi="宋体"/>
+      <w:rFonts w:ascii="宋体" w:hAnsi="宋体" w:eastAsia="宋体"/>
       <w:b w:val="0"/>
       <w:color w:val="000000"/>
       <w:sz w:val="24"/>
@@ -12476,7 +12523,7 @@
       <w:jc w:val="left"/>
     </w:pPr>
     <w:rPr>
-      <w:rFonts w:ascii="宋体" w:hAnsi="宋体"/>
+      <w:rFonts w:ascii="宋体" w:hAnsi="宋体" w:eastAsia="宋体"/>
       <w:b w:val="0"/>
       <w:color w:val="000000"/>
       <w:sz w:val="24"/>
